--- a/algorithms-data-structures/hw/Домашня_робота_варіант_16.docx
+++ b/algorithms-data-structures/hw/Домашня_робота_варіант_16.docx
@@ -4,6 +4,234 @@
   <w:body>
     <w:p>
       <w:pPr>
+        <w:spacing w:before="40" w:after="40"/>
+        <w:jc w:val="center"/>
+        <w:rPr>
+          <w:lang w:val="ru-RU"/>
+        </w:rPr>
+      </w:pPr>
+      <w:proofErr w:type="spellStart"/>
+      <w:r>
+        <w:rPr>
+          <w:b/>
+          <w:bCs/>
+          <w:lang w:val="ru-RU"/>
+        </w:rPr>
+        <w:t>Міністерство</w:t>
+      </w:r>
+      <w:proofErr w:type="spellEnd"/>
+      <w:r>
+        <w:rPr>
+          <w:b/>
+          <w:bCs/>
+          <w:lang w:val="ru-RU"/>
+        </w:rPr>
+        <w:t xml:space="preserve"> </w:t>
+      </w:r>
+      <w:proofErr w:type="spellStart"/>
+      <w:r>
+        <w:rPr>
+          <w:b/>
+          <w:bCs/>
+          <w:lang w:val="ru-RU"/>
+        </w:rPr>
+        <w:t>освіти</w:t>
+      </w:r>
+      <w:proofErr w:type="spellEnd"/>
+      <w:r>
+        <w:rPr>
+          <w:b/>
+          <w:bCs/>
+          <w:lang w:val="ru-RU"/>
+        </w:rPr>
+        <w:t xml:space="preserve"> і науки </w:t>
+      </w:r>
+      <w:proofErr w:type="spellStart"/>
+      <w:r>
+        <w:rPr>
+          <w:b/>
+          <w:bCs/>
+          <w:lang w:val="ru-RU"/>
+        </w:rPr>
+        <w:t>України</w:t>
+      </w:r>
+      <w:proofErr w:type="spellEnd"/>
+    </w:p>
+    <w:p>
+      <w:pPr>
+        <w:spacing w:before="40" w:after="40"/>
+        <w:jc w:val="center"/>
+        <w:rPr>
+          <w:lang w:val="ru-RU"/>
+        </w:rPr>
+      </w:pPr>
+      <w:proofErr w:type="spellStart"/>
+      <w:r>
+        <w:rPr>
+          <w:b/>
+          <w:bCs/>
+          <w:lang w:val="ru-RU"/>
+        </w:rPr>
+        <w:t>Національний</w:t>
+      </w:r>
+      <w:proofErr w:type="spellEnd"/>
+      <w:r>
+        <w:rPr>
+          <w:b/>
+          <w:bCs/>
+          <w:lang w:val="ru-RU"/>
+        </w:rPr>
+        <w:t xml:space="preserve"> </w:t>
+      </w:r>
+      <w:proofErr w:type="spellStart"/>
+      <w:r>
+        <w:rPr>
+          <w:b/>
+          <w:bCs/>
+          <w:lang w:val="ru-RU"/>
+        </w:rPr>
+        <w:t>університет</w:t>
+      </w:r>
+      <w:proofErr w:type="spellEnd"/>
+      <w:r>
+        <w:rPr>
+          <w:b/>
+          <w:bCs/>
+          <w:lang w:val="ru-RU"/>
+        </w:rPr>
+        <w:t xml:space="preserve"> «</w:t>
+      </w:r>
+      <w:proofErr w:type="spellStart"/>
+      <w:r>
+        <w:rPr>
+          <w:b/>
+          <w:bCs/>
+          <w:lang w:val="ru-RU"/>
+        </w:rPr>
+        <w:t>Київський</w:t>
+      </w:r>
+      <w:proofErr w:type="spellEnd"/>
+      <w:r>
+        <w:rPr>
+          <w:b/>
+          <w:bCs/>
+          <w:lang w:val="ru-RU"/>
+        </w:rPr>
+        <w:t xml:space="preserve"> </w:t>
+      </w:r>
+      <w:proofErr w:type="spellStart"/>
+      <w:r>
+        <w:rPr>
+          <w:b/>
+          <w:bCs/>
+          <w:lang w:val="ru-RU"/>
+        </w:rPr>
+        <w:t>авіаційний</w:t>
+      </w:r>
+      <w:proofErr w:type="spellEnd"/>
+      <w:r>
+        <w:rPr>
+          <w:b/>
+          <w:bCs/>
+          <w:lang w:val="ru-RU"/>
+        </w:rPr>
+        <w:t xml:space="preserve"> </w:t>
+      </w:r>
+      <w:proofErr w:type="spellStart"/>
+      <w:r>
+        <w:rPr>
+          <w:b/>
+          <w:bCs/>
+          <w:lang w:val="ru-RU"/>
+        </w:rPr>
+        <w:t>інститут</w:t>
+      </w:r>
+      <w:proofErr w:type="spellEnd"/>
+      <w:r>
+        <w:rPr>
+          <w:b/>
+          <w:bCs/>
+          <w:lang w:val="ru-RU"/>
+        </w:rPr>
+        <w:t>»</w:t>
+      </w:r>
+    </w:p>
+    <w:p>
+      <w:pPr>
+        <w:spacing w:before="40" w:after="120"/>
+        <w:jc w:val="center"/>
+      </w:pPr>
+      <w:proofErr w:type="spellStart"/>
+      <w:r>
+        <w:rPr>
+          <w:b/>
+          <w:bCs/>
+        </w:rPr>
+        <w:t>Кафедра</w:t>
+      </w:r>
+      <w:proofErr w:type="spellEnd"/>
+      <w:r>
+        <w:rPr>
+          <w:b/>
+          <w:bCs/>
+        </w:rPr>
+        <w:t xml:space="preserve"> </w:t>
+      </w:r>
+      <w:proofErr w:type="spellStart"/>
+      <w:r>
+        <w:rPr>
+          <w:b/>
+          <w:bCs/>
+        </w:rPr>
+        <w:t>інженерії</w:t>
+      </w:r>
+      <w:proofErr w:type="spellEnd"/>
+      <w:r>
+        <w:rPr>
+          <w:b/>
+          <w:bCs/>
+        </w:rPr>
+        <w:t xml:space="preserve"> </w:t>
+      </w:r>
+      <w:proofErr w:type="spellStart"/>
+      <w:r>
+        <w:rPr>
+          <w:b/>
+          <w:bCs/>
+        </w:rPr>
+        <w:t>програмного</w:t>
+      </w:r>
+      <w:proofErr w:type="spellEnd"/>
+      <w:r>
+        <w:rPr>
+          <w:b/>
+          <w:bCs/>
+        </w:rPr>
+        <w:t xml:space="preserve"> </w:t>
+      </w:r>
+      <w:proofErr w:type="spellStart"/>
+      <w:r>
+        <w:rPr>
+          <w:b/>
+          <w:bCs/>
+        </w:rPr>
+        <w:t>забезпечення</w:t>
+      </w:r>
+      <w:proofErr w:type="spellEnd"/>
+    </w:p>
+    <w:p>
+      <w:pPr>
+        <w:spacing w:after="160"/>
+        <w:jc w:val="center"/>
+        <w:rPr>
+          <w:b/>
+          <w:sz w:val="52"/>
+          <w:lang w:val="ru-RU"/>
+        </w:rPr>
+      </w:pPr>
+    </w:p>
+    <w:p>
+      <w:pPr>
         <w:spacing w:after="160"/>
         <w:jc w:val="center"/>
         <w:rPr>
@@ -102,22 +330,23 @@
     <w:p>
       <w:pPr>
         <w:spacing w:after="40"/>
+        <w:rPr>
+          <w:lang w:val="ru-RU"/>
+        </w:rPr>
       </w:pPr>
       <w:proofErr w:type="spellStart"/>
       <w:r>
+        <w:rPr>
+          <w:lang w:val="ru-RU"/>
+        </w:rPr>
         <w:t>Виконав</w:t>
       </w:r>
       <w:proofErr w:type="spellEnd"/>
       <w:r>
-        <w:t xml:space="preserve">: </w:t>
-      </w:r>
-      <w:proofErr w:type="spellStart"/>
-      <w:r>
-        <w:t>студент</w:t>
-      </w:r>
-      <w:proofErr w:type="spellEnd"/>
-      <w:r>
-        <w:t xml:space="preserve"> </w:t>
+        <w:rPr>
+          <w:lang w:val="ru-RU"/>
+        </w:rPr>
+        <w:t xml:space="preserve">: студент </w:t>
       </w:r>
       <w:r>
         <w:rPr>
@@ -126,20 +355,46 @@
         <w:t>Б-121-24-1-ПІ</w:t>
       </w:r>
       <w:r>
-        <w:t xml:space="preserve"> </w:t>
-      </w:r>
-      <w:proofErr w:type="spellStart"/>
-      <w:r>
-        <w:t>групи</w:t>
-      </w:r>
-      <w:proofErr w:type="spellEnd"/>
+        <w:rPr>
+          <w:lang w:val="ru-RU"/>
+        </w:rPr>
+        <w:t xml:space="preserve"> групи</w:t>
+      </w:r>
     </w:p>
     <w:p>
       <w:pPr>
         <w:spacing w:after="40"/>
+        <w:rPr>
+          <w:lang w:val="ru-RU"/>
+        </w:rPr>
       </w:pPr>
-      <w:r>
-        <w:t>Спеціальність: 121 «Інженерія ПЗ»</w:t>
+      <w:proofErr w:type="spellStart"/>
+      <w:r>
+        <w:rPr>
+          <w:lang w:val="ru-RU"/>
+        </w:rPr>
+        <w:t>Спеціальність</w:t>
+      </w:r>
+      <w:proofErr w:type="spellEnd"/>
+      <w:r>
+        <w:rPr>
+          <w:lang w:val="ru-RU"/>
+        </w:rPr>
+        <w:t>: 121 «</w:t>
+      </w:r>
+      <w:proofErr w:type="spellStart"/>
+      <w:r>
+        <w:rPr>
+          <w:lang w:val="ru-RU"/>
+        </w:rPr>
+        <w:t>Інженерія</w:t>
+      </w:r>
+      <w:proofErr w:type="spellEnd"/>
+      <w:r>
+        <w:rPr>
+          <w:lang w:val="ru-RU"/>
+        </w:rPr>
+        <w:t xml:space="preserve"> ПЗ»</w:t>
       </w:r>
     </w:p>
     <w:p>
